--- a/outputs/tables/Table5_OOS_ETH-USD.docx
+++ b/outputs/tables/Table5_OOS_ETH-USD.docx
@@ -781,7 +781,7 @@
                 <w:rFonts w:ascii="Times New Roman" w:hAnsi="Times New Roman"/>
                 <w:sz w:val="20"/>
               </w:rPr>
-              <w:t>\textbf{758.47825}</w:t>
+              <w:t>758.47825</w:t>
             </w:r>
           </w:p>
         </w:tc>
@@ -795,7 +795,7 @@
                 <w:rFonts w:ascii="Times New Roman" w:hAnsi="Times New Roman"/>
                 <w:sz w:val="20"/>
               </w:rPr>
-              <w:t>\textbf{27.54048}</w:t>
+              <w:t>27.54048</w:t>
             </w:r>
           </w:p>
         </w:tc>
@@ -809,7 +809,7 @@
                 <w:rFonts w:ascii="Times New Roman" w:hAnsi="Times New Roman"/>
                 <w:sz w:val="20"/>
               </w:rPr>
-              <w:t>\textbf{15.45276}</w:t>
+              <w:t>15.45276</w:t>
             </w:r>
           </w:p>
         </w:tc>
@@ -823,7 +823,7 @@
                 <w:rFonts w:ascii="Times New Roman" w:hAnsi="Times New Roman"/>
                 <w:sz w:val="20"/>
               </w:rPr>
-              <w:t>\textbf{0.0110}</w:t>
+              <w:t>0.0110</w:t>
             </w:r>
           </w:p>
         </w:tc>
@@ -894,6 +894,148 @@
                 <w:sz w:val="20"/>
               </w:rPr>
               <w:t>ok</w:t>
+            </w:r>
+          </w:p>
+        </w:tc>
+      </w:tr>
+      <w:tr>
+        <w:tc>
+          <w:tcPr>
+            <w:tcW w:type="dxa" w:w="864"/>
+          </w:tcPr>
+          <w:p>
+            <w:r>
+              <w:rPr>
+                <w:rFonts w:ascii="Times New Roman" w:hAnsi="Times New Roman"/>
+                <w:sz w:val="20"/>
+              </w:rPr>
+              <w:t>MSGARCH(1,1)</w:t>
+            </w:r>
+          </w:p>
+        </w:tc>
+        <w:tc>
+          <w:tcPr>
+            <w:tcW w:type="dxa" w:w="864"/>
+          </w:tcPr>
+          <w:p>
+            <w:r>
+              <w:rPr>
+                <w:rFonts w:ascii="Times New Roman" w:hAnsi="Times New Roman"/>
+                <w:sz w:val="20"/>
+              </w:rPr>
+              <w:t>1123.15221</w:t>
+            </w:r>
+          </w:p>
+        </w:tc>
+        <w:tc>
+          <w:tcPr>
+            <w:tcW w:type="dxa" w:w="864"/>
+          </w:tcPr>
+          <w:p>
+            <w:r>
+              <w:rPr>
+                <w:rFonts w:ascii="Times New Roman" w:hAnsi="Times New Roman"/>
+                <w:sz w:val="20"/>
+              </w:rPr>
+              <w:t>33.51346</w:t>
+            </w:r>
+          </w:p>
+        </w:tc>
+        <w:tc>
+          <w:tcPr>
+            <w:tcW w:type="dxa" w:w="864"/>
+          </w:tcPr>
+          <w:p>
+            <w:r>
+              <w:rPr>
+                <w:rFonts w:ascii="Times New Roman" w:hAnsi="Times New Roman"/>
+                <w:sz w:val="20"/>
+              </w:rPr>
+              <w:t>25.79388</w:t>
+            </w:r>
+          </w:p>
+        </w:tc>
+        <w:tc>
+          <w:tcPr>
+            <w:tcW w:type="dxa" w:w="864"/>
+          </w:tcPr>
+          <w:p>
+            <w:r>
+              <w:rPr>
+                <w:rFonts w:ascii="Times New Roman" w:hAnsi="Times New Roman"/>
+                <w:sz w:val="20"/>
+              </w:rPr>
+              <w:t>-0.4645</w:t>
+            </w:r>
+          </w:p>
+        </w:tc>
+        <w:tc>
+          <w:tcPr>
+            <w:tcW w:type="dxa" w:w="864"/>
+          </w:tcPr>
+          <w:p>
+            <w:r>
+              <w:rPr>
+                <w:rFonts w:ascii="Times New Roman" w:hAnsi="Times New Roman"/>
+                <w:sz w:val="20"/>
+              </w:rPr>
+              <w:t>3.77550</w:t>
+            </w:r>
+          </w:p>
+        </w:tc>
+        <w:tc>
+          <w:tcPr>
+            <w:tcW w:type="dxa" w:w="864"/>
+          </w:tcPr>
+          <w:p>
+            <w:r>
+              <w:rPr>
+                <w:rFonts w:ascii="Times New Roman" w:hAnsi="Times New Roman"/>
+                <w:sz w:val="20"/>
+              </w:rPr>
+              <w:t>-2.7161</w:t>
+            </w:r>
+          </w:p>
+        </w:tc>
+        <w:tc>
+          <w:tcPr>
+            <w:tcW w:type="dxa" w:w="864"/>
+          </w:tcPr>
+          <w:p>
+            <w:r>
+              <w:rPr>
+                <w:rFonts w:ascii="Times New Roman" w:hAnsi="Times New Roman"/>
+                <w:sz w:val="20"/>
+              </w:rPr>
+              <w:t>+42.11\%</w:t>
+            </w:r>
+          </w:p>
+        </w:tc>
+        <w:tc>
+          <w:tcPr>
+            <w:tcW w:type="dxa" w:w="864"/>
+          </w:tcPr>
+          <w:p>
+            <w:r>
+              <w:rPr>
+                <w:rFonts w:ascii="Times New Roman" w:hAnsi="Times New Roman"/>
+                <w:sz w:val="20"/>
+              </w:rPr>
+              <w:t>No</w:t>
+            </w:r>
+          </w:p>
+        </w:tc>
+        <w:tc>
+          <w:tcPr>
+            <w:tcW w:type="dxa" w:w="864"/>
+          </w:tcPr>
+          <w:p>
+            <w:r>
+              <w:rPr>
+                <w:rFonts w:ascii="Times New Roman" w:hAnsi="Times New Roman"/>
+                <w:sz w:val="20"/>
+              </w:rPr>
+              <w:t>—</w:t>
             </w:r>
           </w:p>
         </w:tc>
@@ -1061,6 +1203,858 @@
       <w:tr>
         <w:tc>
           <w:tcPr>
+            <w:tcW w:type="dxa" w:w="864"/>
+          </w:tcPr>
+          <w:p>
+            <w:r>
+              <w:rPr>
+                <w:rFonts w:ascii="Times New Roman" w:hAnsi="Times New Roman"/>
+                <w:sz w:val="20"/>
+              </w:rPr>
+              <w:t>NN-GARCH</w:t>
+            </w:r>
+          </w:p>
+        </w:tc>
+        <w:tc>
+          <w:tcPr>
+            <w:tcW w:type="dxa" w:w="864"/>
+          </w:tcPr>
+          <w:p>
+            <w:r>
+              <w:rPr>
+                <w:rFonts w:ascii="Times New Roman" w:hAnsi="Times New Roman"/>
+                <w:sz w:val="20"/>
+              </w:rPr>
+              <w:t>889.90498 ± 13.08647</w:t>
+            </w:r>
+          </w:p>
+        </w:tc>
+        <w:tc>
+          <w:tcPr>
+            <w:tcW w:type="dxa" w:w="864"/>
+          </w:tcPr>
+          <w:p>
+            <w:r>
+              <w:rPr>
+                <w:rFonts w:ascii="Times New Roman" w:hAnsi="Times New Roman"/>
+                <w:sz w:val="20"/>
+              </w:rPr>
+              <w:t>29.83128</w:t>
+            </w:r>
+          </w:p>
+        </w:tc>
+        <w:tc>
+          <w:tcPr>
+            <w:tcW w:type="dxa" w:w="864"/>
+          </w:tcPr>
+          <w:p>
+            <w:r>
+              <w:rPr>
+                <w:rFonts w:ascii="Times New Roman" w:hAnsi="Times New Roman"/>
+                <w:sz w:val="20"/>
+              </w:rPr>
+              <w:t>\textbf{11.88073 ± 0.10521}</w:t>
+            </w:r>
+          </w:p>
+        </w:tc>
+        <w:tc>
+          <w:tcPr>
+            <w:tcW w:type="dxa" w:w="864"/>
+          </w:tcPr>
+          <w:p>
+            <w:r>
+              <w:rPr>
+                <w:rFonts w:ascii="Times New Roman" w:hAnsi="Times New Roman"/>
+                <w:sz w:val="20"/>
+              </w:rPr>
+              <w:t>-0.1603</w:t>
+            </w:r>
+          </w:p>
+        </w:tc>
+        <w:tc>
+          <w:tcPr>
+            <w:tcW w:type="dxa" w:w="864"/>
+          </w:tcPr>
+          <w:p>
+            <w:r>
+              <w:rPr>
+                <w:rFonts w:ascii="Times New Roman" w:hAnsi="Times New Roman"/>
+                <w:sz w:val="20"/>
+              </w:rPr>
+              <w:t>9.70676</w:t>
+            </w:r>
+          </w:p>
+        </w:tc>
+        <w:tc>
+          <w:tcPr>
+            <w:tcW w:type="dxa" w:w="864"/>
+          </w:tcPr>
+          <w:p>
+            <w:r>
+              <w:rPr>
+                <w:rFonts w:ascii="Times New Roman" w:hAnsi="Times New Roman"/>
+                <w:sz w:val="20"/>
+              </w:rPr>
+              <w:t>-3.4317</w:t>
+            </w:r>
+          </w:p>
+        </w:tc>
+        <w:tc>
+          <w:tcPr>
+            <w:tcW w:type="dxa" w:w="864"/>
+          </w:tcPr>
+          <w:p>
+            <w:r>
+              <w:rPr>
+                <w:rFonts w:ascii="Times New Roman" w:hAnsi="Times New Roman"/>
+                <w:sz w:val="20"/>
+              </w:rPr>
+              <w:t>+12.60\%</w:t>
+            </w:r>
+          </w:p>
+        </w:tc>
+        <w:tc>
+          <w:tcPr>
+            <w:tcW w:type="dxa" w:w="864"/>
+          </w:tcPr>
+          <w:p>
+            <w:r>
+              <w:rPr>
+                <w:rFonts w:ascii="Times New Roman" w:hAnsi="Times New Roman"/>
+                <w:sz w:val="20"/>
+              </w:rPr>
+              <w:t>No</w:t>
+            </w:r>
+          </w:p>
+        </w:tc>
+        <w:tc>
+          <w:tcPr>
+            <w:tcW w:type="dxa" w:w="864"/>
+          </w:tcPr>
+          <w:p>
+            <w:r>
+              <w:rPr>
+                <w:rFonts w:ascii="Times New Roman" w:hAnsi="Times New Roman"/>
+                <w:sz w:val="20"/>
+              </w:rPr>
+              <w:t>DEGENERATE</w:t>
+            </w:r>
+          </w:p>
+        </w:tc>
+      </w:tr>
+      <w:tr>
+        <w:tc>
+          <w:tcPr>
+            <w:tcW w:type="dxa" w:w="864"/>
+          </w:tcPr>
+          <w:p>
+            <w:r>
+              <w:rPr>
+                <w:rFonts w:ascii="Times New Roman" w:hAnsi="Times New Roman"/>
+                <w:sz w:val="20"/>
+              </w:rPr>
+              <w:t>LSTM-SSE</w:t>
+            </w:r>
+          </w:p>
+        </w:tc>
+        <w:tc>
+          <w:tcPr>
+            <w:tcW w:type="dxa" w:w="864"/>
+          </w:tcPr>
+          <w:p>
+            <w:r>
+              <w:rPr>
+                <w:rFonts w:ascii="Times New Roman" w:hAnsi="Times New Roman"/>
+                <w:sz w:val="20"/>
+              </w:rPr>
+              <w:t>754.39228 ± 2.61510</w:t>
+            </w:r>
+          </w:p>
+        </w:tc>
+        <w:tc>
+          <w:tcPr>
+            <w:tcW w:type="dxa" w:w="864"/>
+          </w:tcPr>
+          <w:p>
+            <w:r>
+              <w:rPr>
+                <w:rFonts w:ascii="Times New Roman" w:hAnsi="Times New Roman"/>
+                <w:sz w:val="20"/>
+              </w:rPr>
+              <w:t>27.46620</w:t>
+            </w:r>
+          </w:p>
+        </w:tc>
+        <w:tc>
+          <w:tcPr>
+            <w:tcW w:type="dxa" w:w="864"/>
+          </w:tcPr>
+          <w:p>
+            <w:r>
+              <w:rPr>
+                <w:rFonts w:ascii="Times New Roman" w:hAnsi="Times New Roman"/>
+                <w:sz w:val="20"/>
+              </w:rPr>
+              <w:t>15.43925 ± 0.28235</w:t>
+            </w:r>
+          </w:p>
+        </w:tc>
+        <w:tc>
+          <w:tcPr>
+            <w:tcW w:type="dxa" w:w="864"/>
+          </w:tcPr>
+          <w:p>
+            <w:r>
+              <w:rPr>
+                <w:rFonts w:ascii="Times New Roman" w:hAnsi="Times New Roman"/>
+                <w:sz w:val="20"/>
+              </w:rPr>
+              <w:t>0.0164</w:t>
+            </w:r>
+          </w:p>
+        </w:tc>
+        <w:tc>
+          <w:tcPr>
+            <w:tcW w:type="dxa" w:w="864"/>
+          </w:tcPr>
+          <w:p>
+            <w:r>
+              <w:rPr>
+                <w:rFonts w:ascii="Times New Roman" w:hAnsi="Times New Roman"/>
+                <w:sz w:val="20"/>
+              </w:rPr>
+              <w:t>3.49001</w:t>
+            </w:r>
+          </w:p>
+        </w:tc>
+        <w:tc>
+          <w:tcPr>
+            <w:tcW w:type="dxa" w:w="864"/>
+          </w:tcPr>
+          <w:p>
+            <w:r>
+              <w:rPr>
+                <w:rFonts w:ascii="Times New Roman" w:hAnsi="Times New Roman"/>
+                <w:sz w:val="20"/>
+              </w:rPr>
+              <w:t>-2.6101</w:t>
+            </w:r>
+          </w:p>
+        </w:tc>
+        <w:tc>
+          <w:tcPr>
+            <w:tcW w:type="dxa" w:w="864"/>
+          </w:tcPr>
+          <w:p>
+            <w:r>
+              <w:rPr>
+                <w:rFonts w:ascii="Times New Roman" w:hAnsi="Times New Roman"/>
+                <w:sz w:val="20"/>
+              </w:rPr>
+              <w:t>-4.55\%</w:t>
+            </w:r>
+          </w:p>
+        </w:tc>
+        <w:tc>
+          <w:tcPr>
+            <w:tcW w:type="dxa" w:w="864"/>
+          </w:tcPr>
+          <w:p>
+            <w:r>
+              <w:rPr>
+                <w:rFonts w:ascii="Times New Roman" w:hAnsi="Times New Roman"/>
+                <w:sz w:val="20"/>
+              </w:rPr>
+              <w:t>Yes</w:t>
+            </w:r>
+          </w:p>
+        </w:tc>
+        <w:tc>
+          <w:tcPr>
+            <w:tcW w:type="dxa" w:w="864"/>
+          </w:tcPr>
+          <w:p>
+            <w:r>
+              <w:rPr>
+                <w:rFonts w:ascii="Times New Roman" w:hAnsi="Times New Roman"/>
+                <w:sz w:val="20"/>
+              </w:rPr>
+              <w:t>ok</w:t>
+            </w:r>
+          </w:p>
+        </w:tc>
+      </w:tr>
+      <w:tr>
+        <w:tc>
+          <w:tcPr>
+            <w:tcW w:type="dxa" w:w="864"/>
+          </w:tcPr>
+          <w:p>
+            <w:r>
+              <w:rPr>
+                <w:rFonts w:ascii="Times New Roman" w:hAnsi="Times New Roman"/>
+                <w:sz w:val="20"/>
+              </w:rPr>
+              <w:t>CNN-LSTM</w:t>
+            </w:r>
+          </w:p>
+        </w:tc>
+        <w:tc>
+          <w:tcPr>
+            <w:tcW w:type="dxa" w:w="864"/>
+          </w:tcPr>
+          <w:p>
+            <w:r>
+              <w:rPr>
+                <w:rFonts w:ascii="Times New Roman" w:hAnsi="Times New Roman"/>
+                <w:sz w:val="20"/>
+              </w:rPr>
+              <w:t>761.62680 ± 3.01359</w:t>
+            </w:r>
+          </w:p>
+        </w:tc>
+        <w:tc>
+          <w:tcPr>
+            <w:tcW w:type="dxa" w:w="864"/>
+          </w:tcPr>
+          <w:p>
+            <w:r>
+              <w:rPr>
+                <w:rFonts w:ascii="Times New Roman" w:hAnsi="Times New Roman"/>
+                <w:sz w:val="20"/>
+              </w:rPr>
+              <w:t>27.59759</w:t>
+            </w:r>
+          </w:p>
+        </w:tc>
+        <w:tc>
+          <w:tcPr>
+            <w:tcW w:type="dxa" w:w="864"/>
+          </w:tcPr>
+          <w:p>
+            <w:r>
+              <w:rPr>
+                <w:rFonts w:ascii="Times New Roman" w:hAnsi="Times New Roman"/>
+                <w:sz w:val="20"/>
+              </w:rPr>
+              <w:t>15.80786 ± 0.20001</w:t>
+            </w:r>
+          </w:p>
+        </w:tc>
+        <w:tc>
+          <w:tcPr>
+            <w:tcW w:type="dxa" w:w="864"/>
+          </w:tcPr>
+          <w:p>
+            <w:r>
+              <w:rPr>
+                <w:rFonts w:ascii="Times New Roman" w:hAnsi="Times New Roman"/>
+                <w:sz w:val="20"/>
+              </w:rPr>
+              <w:t>0.0069</w:t>
+            </w:r>
+          </w:p>
+        </w:tc>
+        <w:tc>
+          <w:tcPr>
+            <w:tcW w:type="dxa" w:w="864"/>
+          </w:tcPr>
+          <w:p>
+            <w:r>
+              <w:rPr>
+                <w:rFonts w:ascii="Times New Roman" w:hAnsi="Times New Roman"/>
+                <w:sz w:val="20"/>
+              </w:rPr>
+              <w:t>3.50842</w:t>
+            </w:r>
+          </w:p>
+        </w:tc>
+        <w:tc>
+          <w:tcPr>
+            <w:tcW w:type="dxa" w:w="864"/>
+          </w:tcPr>
+          <w:p>
+            <w:r>
+              <w:rPr>
+                <w:rFonts w:ascii="Times New Roman" w:hAnsi="Times New Roman"/>
+                <w:sz w:val="20"/>
+              </w:rPr>
+              <w:t>-2.6149</w:t>
+            </w:r>
+          </w:p>
+        </w:tc>
+        <w:tc>
+          <w:tcPr>
+            <w:tcW w:type="dxa" w:w="864"/>
+          </w:tcPr>
+          <w:p>
+            <w:r>
+              <w:rPr>
+                <w:rFonts w:ascii="Times New Roman" w:hAnsi="Times New Roman"/>
+                <w:sz w:val="20"/>
+              </w:rPr>
+              <w:t>-3.64\%</w:t>
+            </w:r>
+          </w:p>
+        </w:tc>
+        <w:tc>
+          <w:tcPr>
+            <w:tcW w:type="dxa" w:w="864"/>
+          </w:tcPr>
+          <w:p>
+            <w:r>
+              <w:rPr>
+                <w:rFonts w:ascii="Times New Roman" w:hAnsi="Times New Roman"/>
+                <w:sz w:val="20"/>
+              </w:rPr>
+              <w:t>Yes</w:t>
+            </w:r>
+          </w:p>
+        </w:tc>
+        <w:tc>
+          <w:tcPr>
+            <w:tcW w:type="dxa" w:w="864"/>
+          </w:tcPr>
+          <w:p>
+            <w:r>
+              <w:rPr>
+                <w:rFonts w:ascii="Times New Roman" w:hAnsi="Times New Roman"/>
+                <w:sz w:val="20"/>
+              </w:rPr>
+              <w:t>ok</w:t>
+            </w:r>
+          </w:p>
+        </w:tc>
+      </w:tr>
+      <w:tr>
+        <w:tc>
+          <w:tcPr>
+            <w:tcW w:type="dxa" w:w="864"/>
+          </w:tcPr>
+          <w:p>
+            <w:r>
+              <w:rPr>
+                <w:rFonts w:ascii="Times New Roman" w:hAnsi="Times New Roman"/>
+                <w:sz w:val="20"/>
+              </w:rPr>
+              <w:t>LSTM-Attention</w:t>
+            </w:r>
+          </w:p>
+        </w:tc>
+        <w:tc>
+          <w:tcPr>
+            <w:tcW w:type="dxa" w:w="864"/>
+          </w:tcPr>
+          <w:p>
+            <w:r>
+              <w:rPr>
+                <w:rFonts w:ascii="Times New Roman" w:hAnsi="Times New Roman"/>
+                <w:sz w:val="20"/>
+              </w:rPr>
+              <w:t>770.35793 ± 1.85593</w:t>
+            </w:r>
+          </w:p>
+        </w:tc>
+        <w:tc>
+          <w:tcPr>
+            <w:tcW w:type="dxa" w:w="864"/>
+          </w:tcPr>
+          <w:p>
+            <w:r>
+              <w:rPr>
+                <w:rFonts w:ascii="Times New Roman" w:hAnsi="Times New Roman"/>
+                <w:sz w:val="20"/>
+              </w:rPr>
+              <w:t>27.75532</w:t>
+            </w:r>
+          </w:p>
+        </w:tc>
+        <w:tc>
+          <w:tcPr>
+            <w:tcW w:type="dxa" w:w="864"/>
+          </w:tcPr>
+          <w:p>
+            <w:r>
+              <w:rPr>
+                <w:rFonts w:ascii="Times New Roman" w:hAnsi="Times New Roman"/>
+                <w:sz w:val="20"/>
+              </w:rPr>
+              <w:t>15.65017 ± 0.24207</w:t>
+            </w:r>
+          </w:p>
+        </w:tc>
+        <w:tc>
+          <w:tcPr>
+            <w:tcW w:type="dxa" w:w="864"/>
+          </w:tcPr>
+          <w:p>
+            <w:r>
+              <w:rPr>
+                <w:rFonts w:ascii="Times New Roman" w:hAnsi="Times New Roman"/>
+                <w:sz w:val="20"/>
+              </w:rPr>
+              <w:t>-0.0045</w:t>
+            </w:r>
+          </w:p>
+        </w:tc>
+        <w:tc>
+          <w:tcPr>
+            <w:tcW w:type="dxa" w:w="864"/>
+          </w:tcPr>
+          <w:p>
+            <w:r>
+              <w:rPr>
+                <w:rFonts w:ascii="Times New Roman" w:hAnsi="Times New Roman"/>
+                <w:sz w:val="20"/>
+              </w:rPr>
+              <w:t>3.52923</w:t>
+            </w:r>
+          </w:p>
+        </w:tc>
+        <w:tc>
+          <w:tcPr>
+            <w:tcW w:type="dxa" w:w="864"/>
+          </w:tcPr>
+          <w:p>
+            <w:r>
+              <w:rPr>
+                <w:rFonts w:ascii="Times New Roman" w:hAnsi="Times New Roman"/>
+                <w:sz w:val="20"/>
+              </w:rPr>
+              <w:t>-2.6205</w:t>
+            </w:r>
+          </w:p>
+        </w:tc>
+        <w:tc>
+          <w:tcPr>
+            <w:tcW w:type="dxa" w:w="864"/>
+          </w:tcPr>
+          <w:p>
+            <w:r>
+              <w:rPr>
+                <w:rFonts w:ascii="Times New Roman" w:hAnsi="Times New Roman"/>
+                <w:sz w:val="20"/>
+              </w:rPr>
+              <w:t>-2.53\%</w:t>
+            </w:r>
+          </w:p>
+        </w:tc>
+        <w:tc>
+          <w:tcPr>
+            <w:tcW w:type="dxa" w:w="864"/>
+          </w:tcPr>
+          <w:p>
+            <w:r>
+              <w:rPr>
+                <w:rFonts w:ascii="Times New Roman" w:hAnsi="Times New Roman"/>
+                <w:sz w:val="20"/>
+              </w:rPr>
+              <w:t>Yes</w:t>
+            </w:r>
+          </w:p>
+        </w:tc>
+        <w:tc>
+          <w:tcPr>
+            <w:tcW w:type="dxa" w:w="864"/>
+          </w:tcPr>
+          <w:p>
+            <w:r>
+              <w:rPr>
+                <w:rFonts w:ascii="Times New Roman" w:hAnsi="Times New Roman"/>
+                <w:sz w:val="20"/>
+              </w:rPr>
+              <w:t>ok</w:t>
+            </w:r>
+          </w:p>
+        </w:tc>
+      </w:tr>
+      <w:tr>
+        <w:tc>
+          <w:tcPr>
+            <w:tcW w:type="dxa" w:w="864"/>
+          </w:tcPr>
+          <w:p>
+            <w:r>
+              <w:rPr>
+                <w:rFonts w:ascii="Times New Roman" w:hAnsi="Times New Roman"/>
+                <w:sz w:val="20"/>
+              </w:rPr>
+              <w:t>TCN</w:t>
+            </w:r>
+          </w:p>
+        </w:tc>
+        <w:tc>
+          <w:tcPr>
+            <w:tcW w:type="dxa" w:w="864"/>
+          </w:tcPr>
+          <w:p>
+            <w:r>
+              <w:rPr>
+                <w:rFonts w:ascii="Times New Roman" w:hAnsi="Times New Roman"/>
+                <w:sz w:val="20"/>
+              </w:rPr>
+              <w:t>765.84734 ± 23.71557</w:t>
+            </w:r>
+          </w:p>
+        </w:tc>
+        <w:tc>
+          <w:tcPr>
+            <w:tcW w:type="dxa" w:w="864"/>
+          </w:tcPr>
+          <w:p>
+            <w:r>
+              <w:rPr>
+                <w:rFonts w:ascii="Times New Roman" w:hAnsi="Times New Roman"/>
+                <w:sz w:val="20"/>
+              </w:rPr>
+              <w:t>27.67395</w:t>
+            </w:r>
+          </w:p>
+        </w:tc>
+        <w:tc>
+          <w:tcPr>
+            <w:tcW w:type="dxa" w:w="864"/>
+          </w:tcPr>
+          <w:p>
+            <w:r>
+              <w:rPr>
+                <w:rFonts w:ascii="Times New Roman" w:hAnsi="Times New Roman"/>
+                <w:sz w:val="20"/>
+              </w:rPr>
+              <w:t>14.34882 ± 1.08960</w:t>
+            </w:r>
+          </w:p>
+        </w:tc>
+        <w:tc>
+          <w:tcPr>
+            <w:tcW w:type="dxa" w:w="864"/>
+          </w:tcPr>
+          <w:p>
+            <w:r>
+              <w:rPr>
+                <w:rFonts w:ascii="Times New Roman" w:hAnsi="Times New Roman"/>
+                <w:sz w:val="20"/>
+              </w:rPr>
+              <w:t>0.0014</w:t>
+            </w:r>
+          </w:p>
+        </w:tc>
+        <w:tc>
+          <w:tcPr>
+            <w:tcW w:type="dxa" w:w="864"/>
+          </w:tcPr>
+          <w:p>
+            <w:r>
+              <w:rPr>
+                <w:rFonts w:ascii="Times New Roman" w:hAnsi="Times New Roman"/>
+                <w:sz w:val="20"/>
+              </w:rPr>
+              <w:t>3.51582</w:t>
+            </w:r>
+          </w:p>
+        </w:tc>
+        <w:tc>
+          <w:tcPr>
+            <w:tcW w:type="dxa" w:w="864"/>
+          </w:tcPr>
+          <w:p>
+            <w:r>
+              <w:rPr>
+                <w:rFonts w:ascii="Times New Roman" w:hAnsi="Times New Roman"/>
+                <w:sz w:val="20"/>
+              </w:rPr>
+              <w:t>-2.6118</w:t>
+            </w:r>
+          </w:p>
+        </w:tc>
+        <w:tc>
+          <w:tcPr>
+            <w:tcW w:type="dxa" w:w="864"/>
+          </w:tcPr>
+          <w:p>
+            <w:r>
+              <w:rPr>
+                <w:rFonts w:ascii="Times New Roman" w:hAnsi="Times New Roman"/>
+                <w:sz w:val="20"/>
+              </w:rPr>
+              <w:t>-3.10\%</w:t>
+            </w:r>
+          </w:p>
+        </w:tc>
+        <w:tc>
+          <w:tcPr>
+            <w:tcW w:type="dxa" w:w="864"/>
+          </w:tcPr>
+          <w:p>
+            <w:r>
+              <w:rPr>
+                <w:rFonts w:ascii="Times New Roman" w:hAnsi="Times New Roman"/>
+                <w:sz w:val="20"/>
+              </w:rPr>
+              <w:t>Yes</w:t>
+            </w:r>
+          </w:p>
+        </w:tc>
+        <w:tc>
+          <w:tcPr>
+            <w:tcW w:type="dxa" w:w="864"/>
+          </w:tcPr>
+          <w:p>
+            <w:r>
+              <w:rPr>
+                <w:rFonts w:ascii="Times New Roman" w:hAnsi="Times New Roman"/>
+                <w:sz w:val="20"/>
+              </w:rPr>
+              <w:t>ok</w:t>
+            </w:r>
+          </w:p>
+        </w:tc>
+      </w:tr>
+      <w:tr>
+        <w:tc>
+          <w:tcPr>
+            <w:tcW w:type="dxa" w:w="864"/>
+          </w:tcPr>
+          <w:p>
+            <w:r>
+              <w:rPr>
+                <w:rFonts w:ascii="Times New Roman" w:hAnsi="Times New Roman"/>
+                <w:sz w:val="20"/>
+              </w:rPr>
+              <w:t>Transformer</w:t>
+            </w:r>
+          </w:p>
+        </w:tc>
+        <w:tc>
+          <w:tcPr>
+            <w:tcW w:type="dxa" w:w="864"/>
+          </w:tcPr>
+          <w:p>
+            <w:r>
+              <w:rPr>
+                <w:rFonts w:ascii="Times New Roman" w:hAnsi="Times New Roman"/>
+                <w:sz w:val="20"/>
+              </w:rPr>
+              <w:t>754.40104 ± 3.41756</w:t>
+            </w:r>
+          </w:p>
+        </w:tc>
+        <w:tc>
+          <w:tcPr>
+            <w:tcW w:type="dxa" w:w="864"/>
+          </w:tcPr>
+          <w:p>
+            <w:r>
+              <w:rPr>
+                <w:rFonts w:ascii="Times New Roman" w:hAnsi="Times New Roman"/>
+                <w:sz w:val="20"/>
+              </w:rPr>
+              <w:t>27.46636</w:t>
+            </w:r>
+          </w:p>
+        </w:tc>
+        <w:tc>
+          <w:tcPr>
+            <w:tcW w:type="dxa" w:w="864"/>
+          </w:tcPr>
+          <w:p>
+            <w:r>
+              <w:rPr>
+                <w:rFonts w:ascii="Times New Roman" w:hAnsi="Times New Roman"/>
+                <w:sz w:val="20"/>
+              </w:rPr>
+              <w:t>13.89519 ± 0.62555</w:t>
+            </w:r>
+          </w:p>
+        </w:tc>
+        <w:tc>
+          <w:tcPr>
+            <w:tcW w:type="dxa" w:w="864"/>
+          </w:tcPr>
+          <w:p>
+            <w:r>
+              <w:rPr>
+                <w:rFonts w:ascii="Times New Roman" w:hAnsi="Times New Roman"/>
+                <w:sz w:val="20"/>
+              </w:rPr>
+              <w:t>0.0164</w:t>
+            </w:r>
+          </w:p>
+        </w:tc>
+        <w:tc>
+          <w:tcPr>
+            <w:tcW w:type="dxa" w:w="864"/>
+          </w:tcPr>
+          <w:p>
+            <w:r>
+              <w:rPr>
+                <w:rFonts w:ascii="Times New Roman" w:hAnsi="Times New Roman"/>
+                <w:sz w:val="20"/>
+              </w:rPr>
+              <w:t>3.48784</w:t>
+            </w:r>
+          </w:p>
+        </w:tc>
+        <w:tc>
+          <w:tcPr>
+            <w:tcW w:type="dxa" w:w="864"/>
+          </w:tcPr>
+          <w:p>
+            <w:r>
+              <w:rPr>
+                <w:rFonts w:ascii="Times New Roman" w:hAnsi="Times New Roman"/>
+                <w:sz w:val="20"/>
+              </w:rPr>
+              <w:t>-2.6054</w:t>
+            </w:r>
+          </w:p>
+        </w:tc>
+        <w:tc>
+          <w:tcPr>
+            <w:tcW w:type="dxa" w:w="864"/>
+          </w:tcPr>
+          <w:p>
+            <w:r>
+              <w:rPr>
+                <w:rFonts w:ascii="Times New Roman" w:hAnsi="Times New Roman"/>
+                <w:sz w:val="20"/>
+              </w:rPr>
+              <w:t>-4.55\%</w:t>
+            </w:r>
+          </w:p>
+        </w:tc>
+        <w:tc>
+          <w:tcPr>
+            <w:tcW w:type="dxa" w:w="864"/>
+          </w:tcPr>
+          <w:p>
+            <w:r>
+              <w:rPr>
+                <w:rFonts w:ascii="Times New Roman" w:hAnsi="Times New Roman"/>
+                <w:sz w:val="20"/>
+              </w:rPr>
+              <w:t>Yes</w:t>
+            </w:r>
+          </w:p>
+        </w:tc>
+        <w:tc>
+          <w:tcPr>
+            <w:tcW w:type="dxa" w:w="864"/>
+          </w:tcPr>
+          <w:p>
+            <w:r>
+              <w:rPr>
+                <w:rFonts w:ascii="Times New Roman" w:hAnsi="Times New Roman"/>
+                <w:sz w:val="20"/>
+              </w:rPr>
+              <w:t>ok</w:t>
+            </w:r>
+          </w:p>
+        </w:tc>
+      </w:tr>
+      <w:tr>
+        <w:tc>
+          <w:tcPr>
             <w:tcW w:type="dxa" w:w="8640"/>
             <w:gridSpan w:val="10"/>
           </w:tcPr>
@@ -1101,7 +2095,7 @@
                 <w:rFonts w:ascii="Times New Roman" w:hAnsi="Times New Roman"/>
                 <w:sz w:val="20"/>
               </w:rPr>
-              <w:t>774.73053 ± 12.05844</w:t>
+              <w:t>\textbf{747.00548 ± 4.13197}</w:t>
             </w:r>
           </w:p>
         </w:tc>
@@ -1115,7 +2109,7 @@
                 <w:rFonts w:ascii="Times New Roman" w:hAnsi="Times New Roman"/>
                 <w:sz w:val="20"/>
               </w:rPr>
-              <w:t>27.83398</w:t>
+              <w:t>\textbf{27.33140}</w:t>
             </w:r>
           </w:p>
         </w:tc>
@@ -1129,7 +2123,7 @@
                 <w:rFonts w:ascii="Times New Roman" w:hAnsi="Times New Roman"/>
                 <w:sz w:val="20"/>
               </w:rPr>
-              <w:t>15.87011 ± 0.38029</w:t>
+              <w:t>15.96474 ± 0.42285</w:t>
             </w:r>
           </w:p>
         </w:tc>
@@ -1143,7 +2137,7 @@
                 <w:rFonts w:ascii="Times New Roman" w:hAnsi="Times New Roman"/>
                 <w:sz w:val="20"/>
               </w:rPr>
-              <w:t>-0.0102</w:t>
+              <w:t>\textbf{0.0260}</w:t>
             </w:r>
           </w:p>
         </w:tc>
@@ -1157,7 +2151,7 @@
                 <w:rFonts w:ascii="Times New Roman" w:hAnsi="Times New Roman"/>
                 <w:sz w:val="20"/>
               </w:rPr>
-              <w:t>3.54347</w:t>
+              <w:t>3.48206</w:t>
             </w:r>
           </w:p>
         </w:tc>
@@ -1171,7 +2165,7 @@
                 <w:rFonts w:ascii="Times New Roman" w:hAnsi="Times New Roman"/>
                 <w:sz w:val="20"/>
               </w:rPr>
-              <w:t>-2.6228</w:t>
+              <w:t>-2.6087</w:t>
             </w:r>
           </w:p>
         </w:tc>
@@ -1185,7 +2179,7 @@
                 <w:rFonts w:ascii="Times New Roman" w:hAnsi="Times New Roman"/>
                 <w:sz w:val="20"/>
               </w:rPr>
-              <w:t>-1.98\%</w:t>
+              <w:t>-5.49\%</w:t>
             </w:r>
           </w:p>
         </w:tc>
@@ -1214,6 +2208,148 @@
                 <w:sz w:val="20"/>
               </w:rPr>
               <w:t>ok</w:t>
+            </w:r>
+          </w:p>
+        </w:tc>
+      </w:tr>
+      <w:tr>
+        <w:tc>
+          <w:tcPr>
+            <w:tcW w:type="dxa" w:w="864"/>
+          </w:tcPr>
+          <w:p>
+            <w:r>
+              <w:rPr>
+                <w:rFonts w:ascii="Times New Roman" w:hAnsi="Times New Roman"/>
+                <w:sz w:val="20"/>
+              </w:rPr>
+              <w:t>ARCH-LSTM</w:t>
+            </w:r>
+          </w:p>
+        </w:tc>
+        <w:tc>
+          <w:tcPr>
+            <w:tcW w:type="dxa" w:w="864"/>
+          </w:tcPr>
+          <w:p>
+            <w:r>
+              <w:rPr>
+                <w:rFonts w:ascii="Times New Roman" w:hAnsi="Times New Roman"/>
+                <w:sz w:val="20"/>
+              </w:rPr>
+              <w:t>1774.46674 ± 0.10473</w:t>
+            </w:r>
+          </w:p>
+        </w:tc>
+        <w:tc>
+          <w:tcPr>
+            <w:tcW w:type="dxa" w:w="864"/>
+          </w:tcPr>
+          <w:p>
+            <w:r>
+              <w:rPr>
+                <w:rFonts w:ascii="Times New Roman" w:hAnsi="Times New Roman"/>
+                <w:sz w:val="20"/>
+              </w:rPr>
+              <w:t>42.12442</w:t>
+            </w:r>
+          </w:p>
+        </w:tc>
+        <w:tc>
+          <w:tcPr>
+            <w:tcW w:type="dxa" w:w="864"/>
+          </w:tcPr>
+          <w:p>
+            <w:r>
+              <w:rPr>
+                <w:rFonts w:ascii="Times New Roman" w:hAnsi="Times New Roman"/>
+                <w:sz w:val="20"/>
+              </w:rPr>
+              <w:t>21.61385 ± 0.00059</w:t>
+            </w:r>
+          </w:p>
+        </w:tc>
+        <w:tc>
+          <w:tcPr>
+            <w:tcW w:type="dxa" w:w="864"/>
+          </w:tcPr>
+          <w:p>
+            <w:r>
+              <w:rPr>
+                <w:rFonts w:ascii="Times New Roman" w:hAnsi="Times New Roman"/>
+                <w:sz w:val="20"/>
+              </w:rPr>
+              <w:t>-1.3137</w:t>
+            </w:r>
+          </w:p>
+        </w:tc>
+        <w:tc>
+          <w:tcPr>
+            <w:tcW w:type="dxa" w:w="864"/>
+          </w:tcPr>
+          <w:p>
+            <w:r>
+              <w:rPr>
+                <w:rFonts w:ascii="Times New Roman" w:hAnsi="Times New Roman"/>
+                <w:sz w:val="20"/>
+              </w:rPr>
+              <w:t>3.77775</w:t>
+            </w:r>
+          </w:p>
+        </w:tc>
+        <w:tc>
+          <w:tcPr>
+            <w:tcW w:type="dxa" w:w="864"/>
+          </w:tcPr>
+          <w:p>
+            <w:r>
+              <w:rPr>
+                <w:rFonts w:ascii="Times New Roman" w:hAnsi="Times New Roman"/>
+                <w:sz w:val="20"/>
+              </w:rPr>
+              <w:t>-2.6978</w:t>
+            </w:r>
+          </w:p>
+        </w:tc>
+        <w:tc>
+          <w:tcPr>
+            <w:tcW w:type="dxa" w:w="864"/>
+          </w:tcPr>
+          <w:p>
+            <w:r>
+              <w:rPr>
+                <w:rFonts w:ascii="Times New Roman" w:hAnsi="Times New Roman"/>
+                <w:sz w:val="20"/>
+              </w:rPr>
+              <w:t>+124.51\%</w:t>
+            </w:r>
+          </w:p>
+        </w:tc>
+        <w:tc>
+          <w:tcPr>
+            <w:tcW w:type="dxa" w:w="864"/>
+          </w:tcPr>
+          <w:p>
+            <w:r>
+              <w:rPr>
+                <w:rFonts w:ascii="Times New Roman" w:hAnsi="Times New Roman"/>
+                <w:sz w:val="20"/>
+              </w:rPr>
+              <w:t>No</w:t>
+            </w:r>
+          </w:p>
+        </w:tc>
+        <w:tc>
+          <w:tcPr>
+            <w:tcW w:type="dxa" w:w="864"/>
+          </w:tcPr>
+          <w:p>
+            <w:r>
+              <w:rPr>
+                <w:rFonts w:ascii="Times New Roman" w:hAnsi="Times New Roman"/>
+                <w:sz w:val="20"/>
+              </w:rPr>
+              <w:t>DEGENERATE</w:t>
             </w:r>
           </w:p>
         </w:tc>

--- a/outputs/tables/Table5_OOS_ETH-USD.docx
+++ b/outputs/tables/Table5_OOS_ETH-USD.docx
@@ -837,7 +837,7 @@
                 <w:rFonts w:ascii="Times New Roman" w:hAnsi="Times New Roman"/>
                 <w:sz w:val="20"/>
               </w:rPr>
-              <w:t>\textbf{3.47468}</w:t>
+              <w:t>3.47468</w:t>
             </w:r>
           </w:p>
         </w:tc>
@@ -851,7 +851,7 @@
                 <w:rFonts w:ascii="Times New Roman" w:hAnsi="Times New Roman"/>
                 <w:sz w:val="20"/>
               </w:rPr>
-              <w:t>\textbf{-2.6010}</w:t>
+              <w:t>-2.6010</w:t>
             </w:r>
           </w:p>
         </w:tc>
@@ -2081,7 +2081,7 @@
                 <w:rFonts w:ascii="Times New Roman" w:hAnsi="Times New Roman"/>
                 <w:sz w:val="20"/>
               </w:rPr>
-              <w:t>LSTM-SSE-t-Student</w:t>
+              <w:t>ARCH-LSTM</w:t>
             </w:r>
           </w:p>
         </w:tc>
@@ -2095,7 +2095,7 @@
                 <w:rFonts w:ascii="Times New Roman" w:hAnsi="Times New Roman"/>
                 <w:sz w:val="20"/>
               </w:rPr>
-              <w:t>\textbf{747.00548 ± 4.13197}</w:t>
+              <w:t>770.63258 ± 0.19910</w:t>
             </w:r>
           </w:p>
         </w:tc>
@@ -2109,7 +2109,7 @@
                 <w:rFonts w:ascii="Times New Roman" w:hAnsi="Times New Roman"/>
                 <w:sz w:val="20"/>
               </w:rPr>
-              <w:t>\textbf{27.33140}</w:t>
+              <w:t>27.76027</w:t>
             </w:r>
           </w:p>
         </w:tc>
@@ -2123,7 +2123,7 @@
                 <w:rFonts w:ascii="Times New Roman" w:hAnsi="Times New Roman"/>
                 <w:sz w:val="20"/>
               </w:rPr>
-              <w:t>15.96474 ± 0.42285</w:t>
+              <w:t>17.07033 ± 0.00380</w:t>
             </w:r>
           </w:p>
         </w:tc>
@@ -2137,7 +2137,7 @@
                 <w:rFonts w:ascii="Times New Roman" w:hAnsi="Times New Roman"/>
                 <w:sz w:val="20"/>
               </w:rPr>
-              <w:t>\textbf{0.0260}</w:t>
+              <w:t>-0.0048</w:t>
             </w:r>
           </w:p>
         </w:tc>
@@ -2151,7 +2151,7 @@
                 <w:rFonts w:ascii="Times New Roman" w:hAnsi="Times New Roman"/>
                 <w:sz w:val="20"/>
               </w:rPr>
-              <w:t>3.48206</w:t>
+              <w:t>3.53159</w:t>
             </w:r>
           </w:p>
         </w:tc>
@@ -2165,7 +2165,7 @@
                 <w:rFonts w:ascii="Times New Roman" w:hAnsi="Times New Roman"/>
                 <w:sz w:val="20"/>
               </w:rPr>
-              <w:t>-2.6087</w:t>
+              <w:t>-2.6249</w:t>
             </w:r>
           </w:p>
         </w:tc>
@@ -2179,7 +2179,7 @@
                 <w:rFonts w:ascii="Times New Roman" w:hAnsi="Times New Roman"/>
                 <w:sz w:val="20"/>
               </w:rPr>
-              <w:t>-5.49\%</w:t>
+              <w:t>-2.50\%</w:t>
             </w:r>
           </w:p>
         </w:tc>
@@ -2207,7 +2207,7 @@
                 <w:rFonts w:ascii="Times New Roman" w:hAnsi="Times New Roman"/>
                 <w:sz w:val="20"/>
               </w:rPr>
-              <w:t>ok</w:t>
+              <w:t>DEGENERATE</w:t>
             </w:r>
           </w:p>
         </w:tc>
@@ -2223,7 +2223,7 @@
                 <w:rFonts w:ascii="Times New Roman" w:hAnsi="Times New Roman"/>
                 <w:sz w:val="20"/>
               </w:rPr>
-              <w:t>ARCH-LSTM</w:t>
+              <w:t>GARCH-LSTM</w:t>
             </w:r>
           </w:p>
         </w:tc>
@@ -2237,7 +2237,7 @@
                 <w:rFonts w:ascii="Times New Roman" w:hAnsi="Times New Roman"/>
                 <w:sz w:val="20"/>
               </w:rPr>
-              <w:t>1774.46674 ± 0.10473</w:t>
+              <w:t>\textbf{740.46066 ± 0.20684}</w:t>
             </w:r>
           </w:p>
         </w:tc>
@@ -2251,7 +2251,7 @@
                 <w:rFonts w:ascii="Times New Roman" w:hAnsi="Times New Roman"/>
                 <w:sz w:val="20"/>
               </w:rPr>
-              <w:t>42.12442</w:t>
+              <w:t>\textbf{27.21141}</w:t>
             </w:r>
           </w:p>
         </w:tc>
@@ -2265,7 +2265,7 @@
                 <w:rFonts w:ascii="Times New Roman" w:hAnsi="Times New Roman"/>
                 <w:sz w:val="20"/>
               </w:rPr>
-              <w:t>21.61385 ± 0.00059</w:t>
+              <w:t>15.50478 ± 0.02468</w:t>
             </w:r>
           </w:p>
         </w:tc>
@@ -2279,7 +2279,7 @@
                 <w:rFonts w:ascii="Times New Roman" w:hAnsi="Times New Roman"/>
                 <w:sz w:val="20"/>
               </w:rPr>
-              <w:t>-1.3137</w:t>
+              <w:t>\textbf{0.0345}</w:t>
             </w:r>
           </w:p>
         </w:tc>
@@ -2293,7 +2293,7 @@
                 <w:rFonts w:ascii="Times New Roman" w:hAnsi="Times New Roman"/>
                 <w:sz w:val="20"/>
               </w:rPr>
-              <w:t>3.77775</w:t>
+              <w:t>\textbf{3.45579}</w:t>
             </w:r>
           </w:p>
         </w:tc>
@@ -2307,7 +2307,7 @@
                 <w:rFonts w:ascii="Times New Roman" w:hAnsi="Times New Roman"/>
                 <w:sz w:val="20"/>
               </w:rPr>
-              <w:t>-2.6978</w:t>
+              <w:t>\textbf{-2.6001}</w:t>
             </w:r>
           </w:p>
         </w:tc>
@@ -2321,7 +2321,7 @@
                 <w:rFonts w:ascii="Times New Roman" w:hAnsi="Times New Roman"/>
                 <w:sz w:val="20"/>
               </w:rPr>
-              <w:t>+124.51\%</w:t>
+              <w:t>-6.31\%</w:t>
             </w:r>
           </w:p>
         </w:tc>
@@ -2335,7 +2335,7 @@
                 <w:rFonts w:ascii="Times New Roman" w:hAnsi="Times New Roman"/>
                 <w:sz w:val="20"/>
               </w:rPr>
-              <w:t>No</w:t>
+              <w:t>Yes</w:t>
             </w:r>
           </w:p>
         </w:tc>
@@ -2349,7 +2349,7 @@
                 <w:rFonts w:ascii="Times New Roman" w:hAnsi="Times New Roman"/>
                 <w:sz w:val="20"/>
               </w:rPr>
-              <w:t>DEGENERATE</w:t>
+              <w:t>—</w:t>
             </w:r>
           </w:p>
         </w:tc>

--- a/outputs/tables/Table5_OOS_ETH-USD.docx
+++ b/outputs/tables/Table5_OOS_ETH-USD.docx
@@ -2081,149 +2081,7 @@
                 <w:rFonts w:ascii="Times New Roman" w:hAnsi="Times New Roman"/>
                 <w:sz w:val="20"/>
               </w:rPr>
-              <w:t>ARCH-LSTM</w:t>
-            </w:r>
-          </w:p>
-        </w:tc>
-        <w:tc>
-          <w:tcPr>
-            <w:tcW w:type="dxa" w:w="864"/>
-          </w:tcPr>
-          <w:p>
-            <w:r>
-              <w:rPr>
-                <w:rFonts w:ascii="Times New Roman" w:hAnsi="Times New Roman"/>
-                <w:sz w:val="20"/>
-              </w:rPr>
-              <w:t>770.63258 ± 0.19910</w:t>
-            </w:r>
-          </w:p>
-        </w:tc>
-        <w:tc>
-          <w:tcPr>
-            <w:tcW w:type="dxa" w:w="864"/>
-          </w:tcPr>
-          <w:p>
-            <w:r>
-              <w:rPr>
-                <w:rFonts w:ascii="Times New Roman" w:hAnsi="Times New Roman"/>
-                <w:sz w:val="20"/>
-              </w:rPr>
-              <w:t>27.76027</w:t>
-            </w:r>
-          </w:p>
-        </w:tc>
-        <w:tc>
-          <w:tcPr>
-            <w:tcW w:type="dxa" w:w="864"/>
-          </w:tcPr>
-          <w:p>
-            <w:r>
-              <w:rPr>
-                <w:rFonts w:ascii="Times New Roman" w:hAnsi="Times New Roman"/>
-                <w:sz w:val="20"/>
-              </w:rPr>
-              <w:t>17.07033 ± 0.00380</w:t>
-            </w:r>
-          </w:p>
-        </w:tc>
-        <w:tc>
-          <w:tcPr>
-            <w:tcW w:type="dxa" w:w="864"/>
-          </w:tcPr>
-          <w:p>
-            <w:r>
-              <w:rPr>
-                <w:rFonts w:ascii="Times New Roman" w:hAnsi="Times New Roman"/>
-                <w:sz w:val="20"/>
-              </w:rPr>
-              <w:t>-0.0048</w:t>
-            </w:r>
-          </w:p>
-        </w:tc>
-        <w:tc>
-          <w:tcPr>
-            <w:tcW w:type="dxa" w:w="864"/>
-          </w:tcPr>
-          <w:p>
-            <w:r>
-              <w:rPr>
-                <w:rFonts w:ascii="Times New Roman" w:hAnsi="Times New Roman"/>
-                <w:sz w:val="20"/>
-              </w:rPr>
-              <w:t>3.53159</w:t>
-            </w:r>
-          </w:p>
-        </w:tc>
-        <w:tc>
-          <w:tcPr>
-            <w:tcW w:type="dxa" w:w="864"/>
-          </w:tcPr>
-          <w:p>
-            <w:r>
-              <w:rPr>
-                <w:rFonts w:ascii="Times New Roman" w:hAnsi="Times New Roman"/>
-                <w:sz w:val="20"/>
-              </w:rPr>
-              <w:t>-2.6249</w:t>
-            </w:r>
-          </w:p>
-        </w:tc>
-        <w:tc>
-          <w:tcPr>
-            <w:tcW w:type="dxa" w:w="864"/>
-          </w:tcPr>
-          <w:p>
-            <w:r>
-              <w:rPr>
-                <w:rFonts w:ascii="Times New Roman" w:hAnsi="Times New Roman"/>
-                <w:sz w:val="20"/>
-              </w:rPr>
-              <w:t>-2.50\%</w:t>
-            </w:r>
-          </w:p>
-        </w:tc>
-        <w:tc>
-          <w:tcPr>
-            <w:tcW w:type="dxa" w:w="864"/>
-          </w:tcPr>
-          <w:p>
-            <w:r>
-              <w:rPr>
-                <w:rFonts w:ascii="Times New Roman" w:hAnsi="Times New Roman"/>
-                <w:sz w:val="20"/>
-              </w:rPr>
-              <w:t>Yes</w:t>
-            </w:r>
-          </w:p>
-        </w:tc>
-        <w:tc>
-          <w:tcPr>
-            <w:tcW w:type="dxa" w:w="864"/>
-          </w:tcPr>
-          <w:p>
-            <w:r>
-              <w:rPr>
-                <w:rFonts w:ascii="Times New Roman" w:hAnsi="Times New Roman"/>
-                <w:sz w:val="20"/>
-              </w:rPr>
-              <w:t>DEGENERATE</w:t>
-            </w:r>
-          </w:p>
-        </w:tc>
-      </w:tr>
-      <w:tr>
-        <w:tc>
-          <w:tcPr>
-            <w:tcW w:type="dxa" w:w="864"/>
-          </w:tcPr>
-          <w:p>
-            <w:r>
-              <w:rPr>
-                <w:rFonts w:ascii="Times New Roman" w:hAnsi="Times New Roman"/>
-                <w:sz w:val="20"/>
-              </w:rPr>
-              <w:t>GARCH-LSTM</w:t>
+              <w:t>LSTM-SSE-t-Student</w:t>
             </w:r>
           </w:p>
         </w:tc>
